--- a/Draft&Resume/GabrielIsuekebho_CV_EarlyCareers_TwoColumn.docx
+++ b/Draft&Resume/GabrielIsuekebho_CV_EarlyCareers_TwoColumn.docx
@@ -39,7 +39,7 @@
       <w:tr>
         <w:tc>
           <w:tcPr>
-            <w:tcW w:type="dxa" w:w="3240"/>
+            <w:tcW w:type="dxa" w:w="3312"/>
             <w:shd w:val="clear" w:fill="F1F4F7"/>
           </w:tcPr>
           <w:p>
@@ -299,14 +299,14 @@
                 <w:b/>
                 <w:sz w:val="18"/>
               </w:rPr>
-              <w:t>Languages &amp; Frameworks</w:t>
+              <w:t>Languages</w:t>
             </w:r>
             <w:r>
               <w:rPr>
                 <w:sz w:val="17"/>
               </w:rPr>
               <w:br/>
-              <w:t>Python, C#, ASP.NET, Django, FastAPI</w:t>
+              <w:t>Python, C#, JavaScript, TypeScript, SQL</w:t>
             </w:r>
           </w:p>
           <w:p>
@@ -318,14 +318,14 @@
                 <w:b/>
                 <w:sz w:val="18"/>
               </w:rPr>
-              <w:t>AI &amp; ML</w:t>
+              <w:t>Backend &amp; APIs</w:t>
             </w:r>
             <w:r>
               <w:rPr>
                 <w:sz w:val="17"/>
               </w:rPr>
               <w:br/>
-              <w:t>LLMs (Claude, GPT), PyTorch, STT/TTS, AI system design</w:t>
+              <w:t>FastAPI, Django, ASP.NET Core, REST APIs, WebSockets, Microservices</w:t>
             </w:r>
           </w:p>
           <w:p>
@@ -337,14 +337,118 @@
                 <w:b/>
                 <w:sz w:val="18"/>
               </w:rPr>
-              <w:t>Infrastructure &amp; Tools</w:t>
+              <w:t>AI &amp; LLM</w:t>
             </w:r>
             <w:r>
               <w:rPr>
                 <w:sz w:val="17"/>
               </w:rPr>
               <w:br/>
-              <w:t>AWS, Docker, Kubernetes, PostgreSQL, Redis, Jira, Agile/Scrum</w:t>
+              <w:t>Context engineering, RAG, Harness engineering, AI agents, STT/TTS, LLM integration</w:t>
+            </w:r>
+          </w:p>
+          <w:p>
+            <w:pPr>
+              <w:spacing w:before="0" w:after="60" w:line="240" w:lineRule="auto"/>
+            </w:pPr>
+            <w:r>
+              <w:rPr>
+                <w:b/>
+                <w:sz w:val="18"/>
+              </w:rPr>
+              <w:t>Data &amp; Storage</w:t>
+            </w:r>
+            <w:r>
+              <w:rPr>
+                <w:sz w:val="17"/>
+              </w:rPr>
+              <w:br/>
+              <w:t>PostgreSQL, MySQL, Redis, TimescaleDB</w:t>
+            </w:r>
+          </w:p>
+          <w:p>
+            <w:pPr>
+              <w:spacing w:before="0" w:after="60" w:line="240" w:lineRule="auto"/>
+            </w:pPr>
+            <w:r>
+              <w:rPr>
+                <w:b/>
+                <w:sz w:val="18"/>
+              </w:rPr>
+              <w:t>DevOps &amp; Cloud</w:t>
+            </w:r>
+            <w:r>
+              <w:rPr>
+                <w:sz w:val="17"/>
+              </w:rPr>
+              <w:br/>
+              <w:t>Docker, Kubernetes, AWS, CI/CD, GitHub Actions, Git, Linux</w:t>
+            </w:r>
+          </w:p>
+          <w:p>
+            <w:pPr>
+              <w:spacing w:before="0" w:after="60" w:line="240" w:lineRule="auto"/>
+            </w:pPr>
+            <w:r>
+              <w:rPr>
+                <w:b/>
+                <w:sz w:val="18"/>
+              </w:rPr>
+              <w:t>Practices &amp; Tools</w:t>
+            </w:r>
+            <w:r>
+              <w:rPr>
+                <w:sz w:val="17"/>
+              </w:rPr>
+              <w:br/>
+              <w:t>Agile/Scrum, Testing, Technical documentation, Jira</w:t>
+            </w:r>
+          </w:p>
+          <w:p>
+            <w:pPr>
+              <w:spacing w:before="200" w:after="60" w:line="240" w:lineRule="auto"/>
+            </w:pPr>
+            <w:r>
+              <w:rPr>
+                <w:b/>
+                <w:color w:val="1F2D3D"/>
+                <w:sz w:val="19"/>
+              </w:rPr>
+              <w:t>CERTIFICATIONS</w:t>
+            </w:r>
+          </w:p>
+          <w:p>
+            <w:pPr>
+              <w:spacing w:before="0" w:after="40" w:line="240" w:lineRule="auto"/>
+            </w:pPr>
+            <w:r>
+              <w:rPr>
+                <w:color w:val="1F2D3D"/>
+              </w:rPr>
+              <w:t xml:space="preserve">• </w:t>
+            </w:r>
+            <w:r>
+              <w:rPr>
+                <w:sz w:val="17"/>
+              </w:rPr>
+              <w:t>Kubernetes and Cloud Native Associate (KCNA), CNCF</w:t>
+            </w:r>
+          </w:p>
+          <w:p>
+            <w:pPr>
+              <w:spacing w:before="0" w:after="40" w:line="240" w:lineRule="auto"/>
+            </w:pPr>
+            <w:r>
+              <w:rPr>
+                <w:color w:val="1F2D3D"/>
+              </w:rPr>
+              <w:t xml:space="preserve">• </w:t>
+            </w:r>
+            <w:r>
+              <w:rPr>
+                <w:sz w:val="17"/>
+              </w:rPr>
+              <w:t>Google Project Management Certificate, Coursera</w:t>
             </w:r>
           </w:p>
           <w:p>
@@ -421,7 +525,7 @@
         </w:tc>
         <w:tc>
           <w:tcPr>
-            <w:tcW w:type="dxa" w:w="6984"/>
+            <w:tcW w:type="dxa" w:w="6912"/>
           </w:tcPr>
           <w:p>
             <w:r/>

--- a/Draft&Resume/GabrielIsuekebho_CV_EarlyCareers_TwoColumn.docx
+++ b/Draft&Resume/GabrielIsuekebho_CV_EarlyCareers_TwoColumn.docx
@@ -503,23 +503,6 @@
                 <w:sz w:val="17"/>
               </w:rPr>
               <w:t>Relevant Coursework: Analytical Chemistry, Molecular Biology, Metabolism of Hydrocarbons, Bioengineering, Statistical Methods in Science.</w:t>
-            </w:r>
-          </w:p>
-          <w:p>
-            <w:pPr>
-              <w:spacing w:before="0" w:after="40" w:line="240" w:lineRule="auto"/>
-            </w:pPr>
-            <w:r>
-              <w:rPr>
-                <w:color w:val="1F2D3D"/>
-              </w:rPr>
-              <w:t xml:space="preserve">• </w:t>
-            </w:r>
-            <w:r>
-              <w:rPr>
-                <w:sz w:val="17"/>
-              </w:rPr>
-              <w:t>Leadership: Interswitch Student Campus Ambassador (2023 - 2024).</w:t>
             </w:r>
           </w:p>
         </w:tc>
@@ -1038,6 +1021,73 @@
               <w:t>Contributed to full-stack web application development; designed UI components and optimised Python server-side logic for improved data processing and user experience.</w:t>
             </w:r>
           </w:p>
+          <w:p>
+            <w:pPr>
+              <w:spacing w:before="180" w:after="60" w:line="240" w:lineRule="auto"/>
+              <w:pBdr>
+                <w:bottom w:val="single" w:sz="6" w:space="1" w:color="1F2D3D"/>
+              </w:pBdr>
+            </w:pPr>
+            <w:r>
+              <w:rPr>
+                <w:b/>
+                <w:color w:val="1F2D3D"/>
+                <w:sz w:val="21"/>
+              </w:rPr>
+              <w:t>VOLUNTEERING</w:t>
+            </w:r>
+          </w:p>
+          <w:p>
+            <w:pPr>
+              <w:spacing w:before="80" w:after="0" w:line="240" w:lineRule="auto"/>
+            </w:pPr>
+            <w:r>
+              <w:rPr>
+                <w:b/>
+                <w:sz w:val="20"/>
+              </w:rPr>
+              <w:t>Interswitch</w:t>
+            </w:r>
+            <w:r>
+              <w:rPr>
+                <w:i/>
+                <w:color w:val="4A5560"/>
+                <w:sz w:val="17"/>
+              </w:rPr>
+              <w:t xml:space="preserve">   2023 - 2024</w:t>
+            </w:r>
+          </w:p>
+          <w:p>
+            <w:pPr>
+              <w:spacing w:before="0" w:after="40" w:line="240" w:lineRule="auto"/>
+            </w:pPr>
+            <w:r>
+              <w:rPr>
+                <w:i/>
+                <w:color w:val="1F2D3D"/>
+                <w:sz w:val="18"/>
+              </w:rPr>
+              <w:t>Student Campus Ambassador</w:t>
+            </w:r>
+          </w:p>
+          <w:p>
+            <w:pPr>
+              <w:spacing w:before="0" w:after="40" w:line="240" w:lineRule="auto"/>
+              <w:ind w:left="216"/>
+            </w:pPr>
+            <w:r>
+              <w:rPr>
+                <w:color w:val="1F2D3D"/>
+              </w:rPr>
+              <w:t xml:space="preserve">▹ </w:t>
+            </w:r>
+            <w:r>
+              <w:rPr>
+                <w:sz w:val="19"/>
+              </w:rPr>
+              <w:t>Represented Interswitch on campus, promoting its fintech products and supporting student engagement and events.</w:t>
+            </w:r>
+          </w:p>
         </w:tc>
       </w:tr>
     </w:tbl>
